--- a/Pembelajaran PeTIK/S 2/09 Database NoSQL/Semester 1/Pertemuan 07/Tugas Terstruktur 07.docx
+++ b/Pembelajaran PeTIK/S 2/09 Database NoSQL/Semester 1/Pertemuan 07/Tugas Terstruktur 07.docx
@@ -80,6 +80,17 @@
           <w:lang w:val="en-US"/>
         </w:rPr>
         <w:t>0</w:t>
+      </w:r>
+      <w:r>
+        <w:rPr>
+          <w:rFonts w:asciiTheme="majorBidi" w:hAnsiTheme="majorBidi" w:cstheme="majorBidi"/>
+          <w:b/>
+          <w:noProof/>
+          <w:sz w:val="32"/>
+          <w:szCs w:val="32"/>
+          <w:lang w:val="en-US"/>
+        </w:rPr>
+        <w:t>7</w:t>
       </w:r>
     </w:p>
     <w:p>
@@ -484,22 +495,42 @@
     </w:p>
     <w:p>
       <w:pPr>
+        <w:spacing w:after="160" w:line="259" w:lineRule="auto"/>
+        <w:jc w:val="center"/>
+        <w:rPr>
+          <w:rFonts w:asciiTheme="majorBidi" w:eastAsia="Times New Roman" w:hAnsiTheme="majorBidi" w:cstheme="majorBidi"/>
+          <w:b/>
+          <w:i/>
+          <w:iCs/>
+          <w:noProof/>
+          <w:sz w:val="32"/>
+          <w:szCs w:val="32"/>
+          <w:lang w:val="id-ID"/>
+        </w:rPr>
+      </w:pPr>
+      <w:r>
+        <w:rPr>
+          <w:rFonts w:asciiTheme="majorBidi" w:eastAsia="Times New Roman" w:hAnsiTheme="majorBidi" w:cstheme="majorBidi"/>
+          <w:b/>
+          <w:i/>
+          <w:iCs/>
+          <w:noProof/>
+          <w:sz w:val="32"/>
+          <w:szCs w:val="32"/>
+          <w:lang w:val="en-US"/>
+        </w:rPr>
+        <w:lastRenderedPageBreak/>
+        <w:t>SOAL</w:t>
+      </w:r>
+    </w:p>
+    <w:p>
+      <w:pPr>
         <w:pStyle w:val="ListParagraph"/>
         <w:numPr>
           <w:ilvl w:val="0"/>
-          <w:numId w:val="1"/>
+          <w:numId w:val="3"/>
         </w:numPr>
         <w:spacing w:after="160" w:line="259" w:lineRule="auto"/>
-        <w:rPr>
-          <w:rFonts w:asciiTheme="majorBidi" w:eastAsia="Times New Roman" w:hAnsiTheme="majorBidi" w:cstheme="majorBidi"/>
-          <w:bCs/>
-          <w:noProof/>
-          <w:sz w:val="24"/>
-          <w:szCs w:val="24"/>
-          <w:lang w:val="en-US"/>
-        </w:rPr>
-      </w:pPr>
-      <w:r>
         <w:rPr>
           <w:rFonts w:asciiTheme="majorBidi" w:eastAsia="Times New Roman" w:hAnsiTheme="majorBidi" w:cstheme="majorBidi"/>
           <w:bCs/>
@@ -508,8 +539,7 @@
           <w:szCs w:val="24"/>
           <w:lang w:val="id-ID"/>
         </w:rPr>
-        <w:br w:type="page"/>
-      </w:r>
+      </w:pPr>
       <w:r>
         <w:rPr>
           <w:rFonts w:asciiTheme="majorBidi" w:eastAsia="Times New Roman" w:hAnsiTheme="majorBidi" w:cstheme="majorBidi"/>
@@ -517,14 +547,18 @@
           <w:noProof/>
           <w:sz w:val="24"/>
           <w:szCs w:val="24"/>
-          <w:lang w:val="en-US"/>
-        </w:rPr>
-        <w:lastRenderedPageBreak/>
-        <w:t>S</w:t>
-      </w:r>
-    </w:p>
-    <w:p>
-      <w:pPr>
+          <w:lang w:val="id-ID"/>
+        </w:rPr>
+        <w:t>Jelaskan berbagai macam cara untuk membuat sebuah dokumen</w:t>
+      </w:r>
+    </w:p>
+    <w:p>
+      <w:pPr>
+        <w:pStyle w:val="ListParagraph"/>
+        <w:numPr>
+          <w:ilvl w:val="0"/>
+          <w:numId w:val="3"/>
+        </w:numPr>
         <w:spacing w:after="160" w:line="259" w:lineRule="auto"/>
         <w:rPr>
           <w:rFonts w:asciiTheme="majorBidi" w:eastAsia="Times New Roman" w:hAnsiTheme="majorBidi" w:cstheme="majorBidi"/>
@@ -532,6 +566,298 @@
           <w:noProof/>
           <w:sz w:val="24"/>
           <w:szCs w:val="24"/>
+          <w:lang w:val="id-ID"/>
+        </w:rPr>
+      </w:pPr>
+      <w:r>
+        <w:rPr>
+          <w:rFonts w:asciiTheme="majorBidi" w:eastAsia="Times New Roman" w:hAnsiTheme="majorBidi" w:cstheme="majorBidi"/>
+          <w:bCs/>
+          <w:noProof/>
+          <w:sz w:val="24"/>
+          <w:szCs w:val="24"/>
+          <w:lang w:val="id-ID"/>
+        </w:rPr>
+        <w:t>Jelaskan tatacara untuk menghapus data pada dokumen</w:t>
+      </w:r>
+    </w:p>
+    <w:p>
+      <w:pPr>
+        <w:pStyle w:val="ListParagraph"/>
+        <w:numPr>
+          <w:ilvl w:val="0"/>
+          <w:numId w:val="3"/>
+        </w:numPr>
+        <w:spacing w:after="160" w:line="259" w:lineRule="auto"/>
+        <w:rPr>
+          <w:rFonts w:asciiTheme="majorBidi" w:eastAsia="Times New Roman" w:hAnsiTheme="majorBidi" w:cstheme="majorBidi"/>
+          <w:bCs/>
+          <w:noProof/>
+          <w:sz w:val="24"/>
+          <w:szCs w:val="24"/>
+          <w:lang w:val="id-ID"/>
+        </w:rPr>
+      </w:pPr>
+      <w:r>
+        <w:rPr>
+          <w:rFonts w:asciiTheme="majorBidi" w:eastAsia="Times New Roman" w:hAnsiTheme="majorBidi" w:cstheme="majorBidi"/>
+          <w:bCs/>
+          <w:noProof/>
+          <w:sz w:val="24"/>
+          <w:szCs w:val="24"/>
+          <w:lang w:val="id-ID"/>
+        </w:rPr>
+        <w:t>Apa yang dimaksud dengan pretty() ?</w:t>
+      </w:r>
+    </w:p>
+    <w:p>
+      <w:pPr>
+        <w:spacing w:after="160" w:line="259" w:lineRule="auto"/>
+        <w:rPr>
+          <w:rFonts w:asciiTheme="majorBidi" w:eastAsia="Times New Roman" w:hAnsiTheme="majorBidi" w:cstheme="majorBidi"/>
+          <w:bCs/>
+          <w:noProof/>
+          <w:sz w:val="26"/>
+          <w:szCs w:val="26"/>
+          <w:lang w:val="id-ID"/>
+        </w:rPr>
+      </w:pPr>
+    </w:p>
+    <w:p>
+      <w:pPr>
+        <w:spacing w:after="160" w:line="259" w:lineRule="auto"/>
+        <w:jc w:val="center"/>
+        <w:rPr>
+          <w:rFonts w:asciiTheme="majorBidi" w:eastAsia="Times New Roman" w:hAnsiTheme="majorBidi" w:cstheme="majorBidi"/>
+          <w:b/>
+          <w:i/>
+          <w:iCs/>
+          <w:noProof/>
+          <w:sz w:val="32"/>
+          <w:szCs w:val="32"/>
+          <w:lang w:val="en-US"/>
+        </w:rPr>
+      </w:pPr>
+      <w:r>
+        <w:rPr>
+          <w:rFonts w:asciiTheme="majorBidi" w:eastAsia="Times New Roman" w:hAnsiTheme="majorBidi" w:cstheme="majorBidi"/>
+          <w:b/>
+          <w:i/>
+          <w:iCs/>
+          <w:noProof/>
+          <w:sz w:val="32"/>
+          <w:szCs w:val="32"/>
+          <w:lang w:val="en-US"/>
+        </w:rPr>
+        <w:t>JAWABAN</w:t>
+      </w:r>
+    </w:p>
+    <w:p>
+      <w:pPr>
+        <w:pStyle w:val="ListParagraph"/>
+        <w:numPr>
+          <w:ilvl w:val="0"/>
+          <w:numId w:val="4"/>
+        </w:numPr>
+        <w:spacing w:after="160" w:line="259" w:lineRule="auto"/>
+        <w:rPr>
+          <w:rFonts w:asciiTheme="majorBidi" w:eastAsia="Times New Roman" w:hAnsiTheme="majorBidi" w:cstheme="majorBidi"/>
+          <w:bCs/>
+          <w:noProof/>
+          <w:sz w:val="24"/>
+          <w:szCs w:val="24"/>
+          <w:lang w:val="en-US"/>
+        </w:rPr>
+      </w:pPr>
+      <w:r>
+        <w:rPr>
+          <w:rFonts w:asciiTheme="majorBidi" w:eastAsia="Times New Roman" w:hAnsiTheme="majorBidi" w:cstheme="majorBidi"/>
+          <w:bCs/>
+          <w:noProof/>
+          <w:sz w:val="24"/>
+          <w:szCs w:val="24"/>
+          <w:lang w:val="en-US"/>
+        </w:rPr>
+        <w:t>use database_name</w:t>
+      </w:r>
+    </w:p>
+    <w:p>
+      <w:pPr>
+        <w:pStyle w:val="ListParagraph"/>
+        <w:spacing w:after="160" w:line="259" w:lineRule="auto"/>
+        <w:ind w:left="1080"/>
+        <w:rPr>
+          <w:rFonts w:asciiTheme="majorBidi" w:eastAsia="Times New Roman" w:hAnsiTheme="majorBidi" w:cstheme="majorBidi"/>
+          <w:bCs/>
+          <w:noProof/>
+          <w:sz w:val="24"/>
+          <w:szCs w:val="24"/>
+          <w:lang w:val="en-US"/>
+        </w:rPr>
+      </w:pPr>
+    </w:p>
+    <w:p>
+      <w:pPr>
+        <w:pStyle w:val="ListParagraph"/>
+        <w:numPr>
+          <w:ilvl w:val="0"/>
+          <w:numId w:val="4"/>
+        </w:numPr>
+        <w:spacing w:after="160" w:line="259" w:lineRule="auto"/>
+        <w:rPr>
+          <w:rFonts w:asciiTheme="majorBidi" w:eastAsia="Times New Roman" w:hAnsiTheme="majorBidi" w:cstheme="majorBidi"/>
+          <w:bCs/>
+          <w:noProof/>
+          <w:sz w:val="24"/>
+          <w:szCs w:val="24"/>
+          <w:lang w:val="en-US"/>
+        </w:rPr>
+      </w:pPr>
+      <w:r>
+        <w:rPr>
+          <w:rFonts w:asciiTheme="majorBidi" w:eastAsia="Times New Roman" w:hAnsiTheme="majorBidi" w:cstheme="majorBidi"/>
+          <w:bCs/>
+          <w:noProof/>
+          <w:sz w:val="24"/>
+          <w:szCs w:val="24"/>
+          <w:lang w:val="en-US"/>
+        </w:rPr>
+        <w:t>-    db.name_collection.deleteOne</w:t>
+      </w:r>
+    </w:p>
+    <w:p>
+      <w:pPr>
+        <w:pStyle w:val="ListParagraph"/>
+        <w:numPr>
+          <w:ilvl w:val="0"/>
+          <w:numId w:val="5"/>
+        </w:numPr>
+        <w:spacing w:after="160" w:line="259" w:lineRule="auto"/>
+        <w:rPr>
+          <w:rFonts w:asciiTheme="majorBidi" w:eastAsia="Times New Roman" w:hAnsiTheme="majorBidi" w:cstheme="majorBidi"/>
+          <w:bCs/>
+          <w:noProof/>
+          <w:sz w:val="24"/>
+          <w:szCs w:val="24"/>
+          <w:lang w:val="en-US"/>
+        </w:rPr>
+      </w:pPr>
+      <w:r>
+        <w:rPr>
+          <w:rFonts w:asciiTheme="majorBidi" w:eastAsia="Times New Roman" w:hAnsiTheme="majorBidi" w:cstheme="majorBidi"/>
+          <w:bCs/>
+          <w:noProof/>
+          <w:sz w:val="24"/>
+          <w:szCs w:val="24"/>
+          <w:lang w:val="en-US"/>
+        </w:rPr>
+        <w:t>db.name_collection.delete</w:t>
+      </w:r>
+      <w:r>
+        <w:rPr>
+          <w:rFonts w:asciiTheme="majorBidi" w:eastAsia="Times New Roman" w:hAnsiTheme="majorBidi" w:cstheme="majorBidi"/>
+          <w:bCs/>
+          <w:noProof/>
+          <w:sz w:val="24"/>
+          <w:szCs w:val="24"/>
+          <w:lang w:val="en-US"/>
+        </w:rPr>
+        <w:t>Many</w:t>
+      </w:r>
+    </w:p>
+    <w:p>
+      <w:pPr>
+        <w:pStyle w:val="ListParagraph"/>
+        <w:numPr>
+          <w:ilvl w:val="0"/>
+          <w:numId w:val="5"/>
+        </w:numPr>
+        <w:spacing w:after="160" w:line="259" w:lineRule="auto"/>
+        <w:rPr>
+          <w:rFonts w:asciiTheme="majorBidi" w:eastAsia="Times New Roman" w:hAnsiTheme="majorBidi" w:cstheme="majorBidi"/>
+          <w:bCs/>
+          <w:noProof/>
+          <w:sz w:val="24"/>
+          <w:szCs w:val="24"/>
+          <w:lang w:val="en-US"/>
+        </w:rPr>
+      </w:pPr>
+      <w:r>
+        <w:rPr>
+          <w:rFonts w:asciiTheme="majorBidi" w:eastAsia="Times New Roman" w:hAnsiTheme="majorBidi" w:cstheme="majorBidi"/>
+          <w:bCs/>
+          <w:noProof/>
+          <w:sz w:val="24"/>
+          <w:szCs w:val="24"/>
+          <w:lang w:val="en-US"/>
+        </w:rPr>
+        <w:t>db.name_collection.delete</w:t>
+      </w:r>
+    </w:p>
+    <w:p>
+      <w:pPr>
+        <w:pStyle w:val="ListParagraph"/>
+        <w:spacing w:after="160" w:line="259" w:lineRule="auto"/>
+        <w:ind w:left="1080"/>
+        <w:rPr>
+          <w:rFonts w:asciiTheme="majorBidi" w:eastAsia="Times New Roman" w:hAnsiTheme="majorBidi" w:cstheme="majorBidi"/>
+          <w:bCs/>
+          <w:noProof/>
+          <w:sz w:val="24"/>
+          <w:szCs w:val="24"/>
+          <w:lang w:val="en-US"/>
+        </w:rPr>
+      </w:pPr>
+    </w:p>
+    <w:p>
+      <w:pPr>
+        <w:pStyle w:val="ListParagraph"/>
+        <w:numPr>
+          <w:ilvl w:val="0"/>
+          <w:numId w:val="4"/>
+        </w:numPr>
+        <w:spacing w:after="160" w:line="259" w:lineRule="auto"/>
+        <w:rPr>
+          <w:rFonts w:asciiTheme="majorBidi" w:eastAsia="Times New Roman" w:hAnsiTheme="majorBidi" w:cstheme="majorBidi"/>
+          <w:bCs/>
+          <w:noProof/>
+          <w:sz w:val="24"/>
+          <w:szCs w:val="24"/>
+          <w:lang w:val="en-US"/>
+        </w:rPr>
+      </w:pPr>
+      <w:r>
+        <w:rPr>
+          <w:rFonts w:asciiTheme="majorBidi" w:eastAsia="Times New Roman" w:hAnsiTheme="majorBidi" w:cstheme="majorBidi"/>
+          <w:bCs/>
+          <w:noProof/>
+          <w:sz w:val="24"/>
+          <w:szCs w:val="24"/>
+          <w:lang w:val="en-US"/>
+        </w:rPr>
+        <w:t>P</w:t>
+      </w:r>
+      <w:r>
+        <w:rPr>
+          <w:rFonts w:asciiTheme="majorBidi" w:eastAsia="Times New Roman" w:hAnsiTheme="majorBidi" w:cstheme="majorBidi"/>
+          <w:bCs/>
+          <w:noProof/>
+          <w:sz w:val="24"/>
+          <w:szCs w:val="24"/>
+          <w:lang w:val="en-US"/>
+        </w:rPr>
+        <w:t>retty() digunakan untuk mengonfigurasi kursor agar menampilkan hasil dalam format yang mudah dibaca.</w:t>
+      </w:r>
+    </w:p>
+    <w:p>
+      <w:pPr>
+        <w:spacing w:after="160" w:line="259" w:lineRule="auto"/>
+        <w:rPr>
+          <w:rFonts w:asciiTheme="majorBidi" w:eastAsia="Times New Roman" w:hAnsiTheme="majorBidi" w:cstheme="majorBidi"/>
+          <w:bCs/>
+          <w:noProof/>
+          <w:sz w:val="26"/>
+          <w:szCs w:val="26"/>
           <w:lang w:val="en-US"/>
         </w:rPr>
       </w:pPr>
@@ -658,6 +984,208 @@
 <file path=word/numbering.xml><?xml version="1.0" encoding="utf-8"?>
 <w:numbering xmlns:wpc="http://schemas.microsoft.com/office/word/2010/wordprocessingCanvas" xmlns:cx="http://schemas.microsoft.com/office/drawing/2014/chartex" xmlns:cx1="http://schemas.microsoft.com/office/drawing/2015/9/8/chartex" xmlns:cx2="http://schemas.microsoft.com/office/drawing/2015/10/21/chartex" xmlns:cx3="http://schemas.microsoft.com/office/drawing/2016/5/9/chartex" xmlns:cx4="http://schemas.microsoft.com/office/drawing/2016/5/10/chartex" xmlns:cx5="http://schemas.microsoft.com/office/drawing/2016/5/11/chartex" xmlns:cx6="http://schemas.microsoft.com/office/drawing/2016/5/12/chartex" xmlns:cx7="http://schemas.microsoft.com/office/drawing/2016/5/13/chartex" xmlns:cx8="http://schemas.microsoft.com/office/drawing/2016/5/14/chartex" xmlns:mc="http://schemas.openxmlformats.org/markup-compatibility/2006" xmlns:aink="http://schemas.microsoft.com/office/drawing/2016/ink" xmlns:am3d="http://schemas.microsoft.com/office/drawing/2017/model3d" xmlns:o="urn:schemas-microsoft-com:office:office" xmlns:oel="http://schemas.microsoft.com/office/2019/extlst" xmlns:r="http://schemas.openxmlformats.org/officeDocument/2006/relationships" xmlns:m="http://schemas.openxmlformats.org/officeDocument/2006/math" xmlns:v="urn:schemas-microsoft-com:vml" xmlns:wp14="http://schemas.microsoft.com/office/word/2010/wordprocessingDrawing" xmlns:wp="http://schemas.openxmlformats.org/drawingml/2006/wordprocessingDrawing" xmlns:w10="urn:schemas-microsoft-com:office:word" xmlns:w="http://schemas.openxmlformats.org/wordprocessingml/2006/main" xmlns:w14="http://schemas.microsoft.com/office/word/2010/wordml" xmlns:w15="http://schemas.microsoft.com/office/word/2012/wordml" xmlns:w16cex="http://schemas.microsoft.com/office/word/2018/wordml/cex" xmlns:w16cid="http://schemas.microsoft.com/office/word/2016/wordml/cid" xmlns:w16="http://schemas.microsoft.com/office/word/2018/wordml" xmlns:w16sdtdh="http://schemas.microsoft.com/office/word/2020/wordml/sdtdatahash" xmlns:w16se="http://schemas.microsoft.com/office/word/2015/wordml/symex" xmlns:wpg="http://schemas.microsoft.com/office/word/2010/wordprocessingGroup" xmlns:wpi="http://schemas.microsoft.com/office/word/2010/wordprocessingInk" xmlns:wne="http://schemas.microsoft.com/office/word/2006/wordml" xmlns:wps="http://schemas.microsoft.com/office/word/2010/wordprocessingShape" mc:Ignorable="w14 w15 w16se w16cid w16 w16cex w16sdtdh wp14">
   <w:abstractNum w:abstractNumId="0" w15:restartNumberingAfterBreak="0">
+    <w:nsid w:val="0BA31BAD"/>
+    <w:multiLevelType w:val="hybridMultilevel"/>
+    <w:tmpl w:val="FCFCF660"/>
+    <w:lvl w:ilvl="0" w:tplc="5C5C8AFA">
+      <w:start w:val="1"/>
+      <w:numFmt w:val="bullet"/>
+      <w:lvlText w:val="-"/>
+      <w:lvlJc w:val="left"/>
+      <w:pPr>
+        <w:ind w:left="1080" w:hanging="360"/>
+      </w:pPr>
+      <w:rPr>
+        <w:rFonts w:ascii="Times New Roman" w:eastAsia="Times New Roman" w:hAnsi="Times New Roman" w:cs="Times New Roman" w:hint="default"/>
+      </w:rPr>
+    </w:lvl>
+    <w:lvl w:ilvl="1" w:tplc="38090003" w:tentative="1">
+      <w:start w:val="1"/>
+      <w:numFmt w:val="bullet"/>
+      <w:lvlText w:val="o"/>
+      <w:lvlJc w:val="left"/>
+      <w:pPr>
+        <w:ind w:left="1800" w:hanging="360"/>
+      </w:pPr>
+      <w:rPr>
+        <w:rFonts w:ascii="Courier New" w:hAnsi="Courier New" w:cs="Courier New" w:hint="default"/>
+      </w:rPr>
+    </w:lvl>
+    <w:lvl w:ilvl="2" w:tplc="38090005" w:tentative="1">
+      <w:start w:val="1"/>
+      <w:numFmt w:val="bullet"/>
+      <w:lvlText w:val=""/>
+      <w:lvlJc w:val="left"/>
+      <w:pPr>
+        <w:ind w:left="2520" w:hanging="360"/>
+      </w:pPr>
+      <w:rPr>
+        <w:rFonts w:ascii="Wingdings" w:hAnsi="Wingdings" w:hint="default"/>
+      </w:rPr>
+    </w:lvl>
+    <w:lvl w:ilvl="3" w:tplc="38090001" w:tentative="1">
+      <w:start w:val="1"/>
+      <w:numFmt w:val="bullet"/>
+      <w:lvlText w:val=""/>
+      <w:lvlJc w:val="left"/>
+      <w:pPr>
+        <w:ind w:left="3240" w:hanging="360"/>
+      </w:pPr>
+      <w:rPr>
+        <w:rFonts w:ascii="Symbol" w:hAnsi="Symbol" w:hint="default"/>
+      </w:rPr>
+    </w:lvl>
+    <w:lvl w:ilvl="4" w:tplc="38090003" w:tentative="1">
+      <w:start w:val="1"/>
+      <w:numFmt w:val="bullet"/>
+      <w:lvlText w:val="o"/>
+      <w:lvlJc w:val="left"/>
+      <w:pPr>
+        <w:ind w:left="3960" w:hanging="360"/>
+      </w:pPr>
+      <w:rPr>
+        <w:rFonts w:ascii="Courier New" w:hAnsi="Courier New" w:cs="Courier New" w:hint="default"/>
+      </w:rPr>
+    </w:lvl>
+    <w:lvl w:ilvl="5" w:tplc="38090005" w:tentative="1">
+      <w:start w:val="1"/>
+      <w:numFmt w:val="bullet"/>
+      <w:lvlText w:val=""/>
+      <w:lvlJc w:val="left"/>
+      <w:pPr>
+        <w:ind w:left="4680" w:hanging="360"/>
+      </w:pPr>
+      <w:rPr>
+        <w:rFonts w:ascii="Wingdings" w:hAnsi="Wingdings" w:hint="default"/>
+      </w:rPr>
+    </w:lvl>
+    <w:lvl w:ilvl="6" w:tplc="38090001" w:tentative="1">
+      <w:start w:val="1"/>
+      <w:numFmt w:val="bullet"/>
+      <w:lvlText w:val=""/>
+      <w:lvlJc w:val="left"/>
+      <w:pPr>
+        <w:ind w:left="5400" w:hanging="360"/>
+      </w:pPr>
+      <w:rPr>
+        <w:rFonts w:ascii="Symbol" w:hAnsi="Symbol" w:hint="default"/>
+      </w:rPr>
+    </w:lvl>
+    <w:lvl w:ilvl="7" w:tplc="38090003" w:tentative="1">
+      <w:start w:val="1"/>
+      <w:numFmt w:val="bullet"/>
+      <w:lvlText w:val="o"/>
+      <w:lvlJc w:val="left"/>
+      <w:pPr>
+        <w:ind w:left="6120" w:hanging="360"/>
+      </w:pPr>
+      <w:rPr>
+        <w:rFonts w:ascii="Courier New" w:hAnsi="Courier New" w:cs="Courier New" w:hint="default"/>
+      </w:rPr>
+    </w:lvl>
+    <w:lvl w:ilvl="8" w:tplc="38090005" w:tentative="1">
+      <w:start w:val="1"/>
+      <w:numFmt w:val="bullet"/>
+      <w:lvlText w:val=""/>
+      <w:lvlJc w:val="left"/>
+      <w:pPr>
+        <w:ind w:left="6840" w:hanging="360"/>
+      </w:pPr>
+      <w:rPr>
+        <w:rFonts w:ascii="Wingdings" w:hAnsi="Wingdings" w:hint="default"/>
+      </w:rPr>
+    </w:lvl>
+  </w:abstractNum>
+  <w:abstractNum w:abstractNumId="1" w15:restartNumberingAfterBreak="0">
+    <w:nsid w:val="320657AA"/>
+    <w:multiLevelType w:val="hybridMultilevel"/>
+    <w:tmpl w:val="2BD8676E"/>
+    <w:lvl w:ilvl="0" w:tplc="3809000F">
+      <w:start w:val="1"/>
+      <w:numFmt w:val="decimal"/>
+      <w:lvlText w:val="%1."/>
+      <w:lvlJc w:val="left"/>
+      <w:pPr>
+        <w:ind w:left="720" w:hanging="360"/>
+      </w:pPr>
+      <w:rPr>
+        <w:rFonts w:hint="default"/>
+      </w:rPr>
+    </w:lvl>
+    <w:lvl w:ilvl="1" w:tplc="38090019" w:tentative="1">
+      <w:start w:val="1"/>
+      <w:numFmt w:val="lowerLetter"/>
+      <w:lvlText w:val="%2."/>
+      <w:lvlJc w:val="left"/>
+      <w:pPr>
+        <w:ind w:left="1440" w:hanging="360"/>
+      </w:pPr>
+    </w:lvl>
+    <w:lvl w:ilvl="2" w:tplc="3809001B" w:tentative="1">
+      <w:start w:val="1"/>
+      <w:numFmt w:val="lowerRoman"/>
+      <w:lvlText w:val="%3."/>
+      <w:lvlJc w:val="right"/>
+      <w:pPr>
+        <w:ind w:left="2160" w:hanging="180"/>
+      </w:pPr>
+    </w:lvl>
+    <w:lvl w:ilvl="3" w:tplc="3809000F" w:tentative="1">
+      <w:start w:val="1"/>
+      <w:numFmt w:val="decimal"/>
+      <w:lvlText w:val="%4."/>
+      <w:lvlJc w:val="left"/>
+      <w:pPr>
+        <w:ind w:left="2880" w:hanging="360"/>
+      </w:pPr>
+    </w:lvl>
+    <w:lvl w:ilvl="4" w:tplc="38090019" w:tentative="1">
+      <w:start w:val="1"/>
+      <w:numFmt w:val="lowerLetter"/>
+      <w:lvlText w:val="%5."/>
+      <w:lvlJc w:val="left"/>
+      <w:pPr>
+        <w:ind w:left="3600" w:hanging="360"/>
+      </w:pPr>
+    </w:lvl>
+    <w:lvl w:ilvl="5" w:tplc="3809001B" w:tentative="1">
+      <w:start w:val="1"/>
+      <w:numFmt w:val="lowerRoman"/>
+      <w:lvlText w:val="%6."/>
+      <w:lvlJc w:val="right"/>
+      <w:pPr>
+        <w:ind w:left="4320" w:hanging="180"/>
+      </w:pPr>
+    </w:lvl>
+    <w:lvl w:ilvl="6" w:tplc="3809000F" w:tentative="1">
+      <w:start w:val="1"/>
+      <w:numFmt w:val="decimal"/>
+      <w:lvlText w:val="%7."/>
+      <w:lvlJc w:val="left"/>
+      <w:pPr>
+        <w:ind w:left="5040" w:hanging="360"/>
+      </w:pPr>
+    </w:lvl>
+    <w:lvl w:ilvl="7" w:tplc="38090019" w:tentative="1">
+      <w:start w:val="1"/>
+      <w:numFmt w:val="lowerLetter"/>
+      <w:lvlText w:val="%8."/>
+      <w:lvlJc w:val="left"/>
+      <w:pPr>
+        <w:ind w:left="5760" w:hanging="360"/>
+      </w:pPr>
+    </w:lvl>
+    <w:lvl w:ilvl="8" w:tplc="3809001B" w:tentative="1">
+      <w:start w:val="1"/>
+      <w:numFmt w:val="lowerRoman"/>
+      <w:lvlText w:val="%9."/>
+      <w:lvlJc w:val="right"/>
+      <w:pPr>
+        <w:ind w:left="6480" w:hanging="180"/>
+      </w:pPr>
+    </w:lvl>
+  </w:abstractNum>
+  <w:abstractNum w:abstractNumId="2" w15:restartNumberingAfterBreak="0">
     <w:nsid w:val="3E017E0F"/>
     <w:multiLevelType w:val="hybridMultilevel"/>
     <w:tmpl w:val="44B08454"/>
@@ -746,7 +1274,7 @@
       </w:pPr>
     </w:lvl>
   </w:abstractNum>
-  <w:abstractNum w:abstractNumId="1" w15:restartNumberingAfterBreak="0">
+  <w:abstractNum w:abstractNumId="3" w15:restartNumberingAfterBreak="0">
     <w:nsid w:val="4B6775DD"/>
     <w:multiLevelType w:val="hybridMultilevel"/>
     <w:tmpl w:val="629EC818"/>
@@ -858,11 +1386,106 @@
       </w:rPr>
     </w:lvl>
   </w:abstractNum>
+  <w:abstractNum w:abstractNumId="4" w15:restartNumberingAfterBreak="0">
+    <w:nsid w:val="60DF0AC3"/>
+    <w:multiLevelType w:val="hybridMultilevel"/>
+    <w:tmpl w:val="0352C57A"/>
+    <w:lvl w:ilvl="0" w:tplc="3809000F">
+      <w:start w:val="1"/>
+      <w:numFmt w:val="decimal"/>
+      <w:lvlText w:val="%1."/>
+      <w:lvlJc w:val="left"/>
+      <w:pPr>
+        <w:ind w:left="720" w:hanging="360"/>
+      </w:pPr>
+    </w:lvl>
+    <w:lvl w:ilvl="1" w:tplc="38090019" w:tentative="1">
+      <w:start w:val="1"/>
+      <w:numFmt w:val="lowerLetter"/>
+      <w:lvlText w:val="%2."/>
+      <w:lvlJc w:val="left"/>
+      <w:pPr>
+        <w:ind w:left="1440" w:hanging="360"/>
+      </w:pPr>
+    </w:lvl>
+    <w:lvl w:ilvl="2" w:tplc="3809001B" w:tentative="1">
+      <w:start w:val="1"/>
+      <w:numFmt w:val="lowerRoman"/>
+      <w:lvlText w:val="%3."/>
+      <w:lvlJc w:val="right"/>
+      <w:pPr>
+        <w:ind w:left="2160" w:hanging="180"/>
+      </w:pPr>
+    </w:lvl>
+    <w:lvl w:ilvl="3" w:tplc="3809000F" w:tentative="1">
+      <w:start w:val="1"/>
+      <w:numFmt w:val="decimal"/>
+      <w:lvlText w:val="%4."/>
+      <w:lvlJc w:val="left"/>
+      <w:pPr>
+        <w:ind w:left="2880" w:hanging="360"/>
+      </w:pPr>
+    </w:lvl>
+    <w:lvl w:ilvl="4" w:tplc="38090019" w:tentative="1">
+      <w:start w:val="1"/>
+      <w:numFmt w:val="lowerLetter"/>
+      <w:lvlText w:val="%5."/>
+      <w:lvlJc w:val="left"/>
+      <w:pPr>
+        <w:ind w:left="3600" w:hanging="360"/>
+      </w:pPr>
+    </w:lvl>
+    <w:lvl w:ilvl="5" w:tplc="3809001B" w:tentative="1">
+      <w:start w:val="1"/>
+      <w:numFmt w:val="lowerRoman"/>
+      <w:lvlText w:val="%6."/>
+      <w:lvlJc w:val="right"/>
+      <w:pPr>
+        <w:ind w:left="4320" w:hanging="180"/>
+      </w:pPr>
+    </w:lvl>
+    <w:lvl w:ilvl="6" w:tplc="3809000F" w:tentative="1">
+      <w:start w:val="1"/>
+      <w:numFmt w:val="decimal"/>
+      <w:lvlText w:val="%7."/>
+      <w:lvlJc w:val="left"/>
+      <w:pPr>
+        <w:ind w:left="5040" w:hanging="360"/>
+      </w:pPr>
+    </w:lvl>
+    <w:lvl w:ilvl="7" w:tplc="38090019" w:tentative="1">
+      <w:start w:val="1"/>
+      <w:numFmt w:val="lowerLetter"/>
+      <w:lvlText w:val="%8."/>
+      <w:lvlJc w:val="left"/>
+      <w:pPr>
+        <w:ind w:left="5760" w:hanging="360"/>
+      </w:pPr>
+    </w:lvl>
+    <w:lvl w:ilvl="8" w:tplc="3809001B" w:tentative="1">
+      <w:start w:val="1"/>
+      <w:numFmt w:val="lowerRoman"/>
+      <w:lvlText w:val="%9."/>
+      <w:lvlJc w:val="right"/>
+      <w:pPr>
+        <w:ind w:left="6480" w:hanging="180"/>
+      </w:pPr>
+    </w:lvl>
+  </w:abstractNum>
   <w:num w:numId="1" w16cid:durableId="39596432">
-    <w:abstractNumId w:val="0"/>
+    <w:abstractNumId w:val="2"/>
   </w:num>
   <w:num w:numId="2" w16cid:durableId="1310937958">
+    <w:abstractNumId w:val="3"/>
+  </w:num>
+  <w:num w:numId="3" w16cid:durableId="435102821">
+    <w:abstractNumId w:val="4"/>
+  </w:num>
+  <w:num w:numId="4" w16cid:durableId="1738354924">
     <w:abstractNumId w:val="1"/>
+  </w:num>
+  <w:num w:numId="5" w16cid:durableId="193542085">
+    <w:abstractNumId w:val="0"/>
   </w:num>
 </w:numbering>
 </file>
